--- a/clinica-alma/대본/4부/02화_La_paciente.docx
+++ b/clinica-alma/대본/4부/02화_La_paciente.docx
@@ -817,7 +817,7 @@
         <w:pStyle w:val="BodyText"/>
       </w:pPr>
       <w:r>
-        <w:t xml:space="preserve">MATEO: Gracias, Amparo. Ella es Rocío. Enfermera de urgencias.</w:t>
+        <w:t xml:space="preserve">MATEO: Gracias, Amparo. Ella es Rocío. Jefa de enfermería de mi clínica.</w:t>
       </w:r>
     </w:p>
     <w:p>
@@ -1349,7 +1349,7 @@
         <w:pStyle w:val="BodyText"/>
       </w:pPr>
       <w:r>
-        <w:t xml:space="preserve">ROCIO: Enfermera. De urgencias, veinte años. He visto labios mucho peores que el tuyo salir de urgencias perfectos. Te lo digo porque es verdad, no para consolarte. Las enfermeras no mentimos en una camilla.</w:t>
+        <w:t xml:space="preserve">ROCIO: Enfermera. Veinte años, casi todos en urgencias. He visto labios mucho peores que el tuyo salir de urgencias perfectos. Te lo digo porque es verdad, no para consolarte. Las enfermeras no mentimos en una camilla.</w:t>
       </w:r>
     </w:p>
     <w:p>
@@ -3495,7 +3495,7 @@
         <w:pStyle w:val="BodyText"/>
       </w:pPr>
       <w:r>
-        <w:t xml:space="preserve">마테오: 고마워요, 암파로. 이쪽은 로시오. 응급실 간호사예요.</w:t>
+        <w:t xml:space="preserve">마테오: 고마워요, 암파로. 이쪽은 로시오. 우리 클리닉 수간호사예요.</w:t>
       </w:r>
     </w:p>
     <w:p>
@@ -4027,7 +4027,7 @@
         <w:pStyle w:val="BodyText"/>
       </w:pPr>
       <w:r>
-        <w:t xml:space="preserve">로시오: 간호사예요. 응급실 20년. 당신 것보다 훨씬 심한 입술들이 응급실에서 멀쩡하게 나가는 걸 봤어요. 위로하려는 게 아니라 사실이라서 말하는 거예요. 간호사는 진료 침대 위에서 거짓말 안 해요.</w:t>
+        <w:t xml:space="preserve">로시오: 간호사예요. 20년, 거의 다 응급실에서요. 당신 것보다 훨씬 심한 입술들이 응급실에서 멀쩡하게 나가는 걸 봤어요. 위로하려는 게 아니라 사실이라서 말하는 거예요. 간호사는 진료 침대 위에서 거짓말 안 해요.</w:t>
       </w:r>
     </w:p>
     <w:p>
